--- a/report/BUS5001_A3_Rishabh_Pandya_22700778.docx
+++ b/report/BUS5001_A3_Rishabh_Pandya_22700778.docx
@@ -192,7 +192,7 @@
               <w:rPr>
                 <w:sz w:val="19"/>
               </w:rPr>
-              <w:t>[Insert the repository link]</w:t>
+              <w:t>https://github.com/RishabhPandyacom/bus5001-a3-esg-automation</w:t>
             </w:r>
           </w:p>
         </w:tc>
@@ -9838,32 +9838,6 @@
       </w:r>
       <w:r>
         <w:t xml:space="preserve"> The evidence supports a limited pilot. The tool saves time, its citations make checking possible, and it declined to answer instead of inventing a fact. A pilot should set conditions. Students and staff should check any figure against the cited passage before they use it. Courses should say how generated summaries may be used in assessed work, because a polished summary can hide weak understanding. The university should confirm Google’s data terms for the account type used before any unpublished or personal material is uploaded, and it should check that the interface works with screen readers and keyboard navigation. Access to a free tool can change, so a course should not depend on one feature staying available.</w:t>
-      </w:r>
-    </w:p>
-    <w:p>
-      <w:r>
-        <w:br w:type="page"/>
-      </w:r>
-    </w:p>
-    <w:p>
-      <w:pPr>
-        <w:keepNext/>
-        <w:spacing w:before="240" w:after="120"/>
-        <w:jc w:val="center"/>
-      </w:pPr>
-      <w:r>
-        <w:rPr>
-          <w:b/>
-        </w:rPr>
-        <w:t>AI Acknowledgement</w:t>
-      </w:r>
-    </w:p>
-    <w:p>
-      <w:pPr>
-        <w:spacing w:after="120"/>
-      </w:pPr>
-      <w:r>
-        <w:t>The applicable category is AI Exploration. I used Claude, an AI model from Anthropic, as my assistant throughout this assessment. I set the direction and made the decisions. Claude assisted by carrying out the Dialogflow build steps, running the Q3 and Q4 experiments, producing the diagrams and drafting text, all under my instructions. I reviewed the work and take responsibility for what is submitted. The prompts, scripts, outputs and screenshots are in the GitHub repository.</w:t>
       </w:r>
     </w:p>
     <w:p>

--- a/report/BUS5001_A3_Rishabh_Pandya_22700778.docx
+++ b/report/BUS5001_A3_Rishabh_Pandya_22700778.docx
@@ -139,7 +139,7 @@
               <w:rPr>
                 <w:sz w:val="19"/>
               </w:rPr>
-              <w:t>Q1 demo video (Microsoft Stream)</w:t>
+              <w:t>Q1 demo video (Echo360)</w:t>
             </w:r>
           </w:p>
         </w:tc>
@@ -152,12 +152,15 @@
               <w:spacing w:after="40" w:line="240" w:lineRule="auto"/>
             </w:pPr>
             <w:r/>
-            <w:r>
-              <w:rPr>
-                <w:sz w:val="19"/>
-              </w:rPr>
-              <w:t>[Insert the Stream link after recording and uploading the video]</w:t>
-            </w:r>
+            <w:hyperlink r:id="rId9">
+              <w:r>
+                <w:rPr>
+                  <w:u w:val="single"/>
+                  <w:sz w:val="19"/>
+                </w:rPr>
+                <w:t>https://echo360.net.au/media/b3029147-9b0e-45f1-9526-3c48c0495eb9/h5p</w:t>
+              </w:r>
+            </w:hyperlink>
           </w:p>
         </w:tc>
       </w:tr>
@@ -188,12 +191,15 @@
               <w:spacing w:after="40" w:line="240" w:lineRule="auto"/>
             </w:pPr>
             <w:r/>
-            <w:r>
-              <w:rPr>
-                <w:sz w:val="19"/>
-              </w:rPr>
-              <w:t>https://github.com/RishabhPandyacom/bus5001-a3-esg-automation</w:t>
-            </w:r>
+            <w:hyperlink r:id="rId10">
+              <w:r>
+                <w:rPr>
+                  <w:u w:val="single"/>
+                  <w:sz w:val="19"/>
+                </w:rPr>
+                <w:t>https://github.com/RishabhPandyacom/bus5001-a3-esg-automation</w:t>
+              </w:r>
+            </w:hyperlink>
           </w:p>
         </w:tc>
       </w:tr>
@@ -1560,7 +1566,7 @@
                     <pic:cNvPicPr/>
                   </pic:nvPicPr>
                   <pic:blipFill>
-                    <a:blip r:embed="rId9"/>
+                    <a:blip r:embed="rId11"/>
                     <a:stretch>
                       <a:fillRect/>
                     </a:stretch>
@@ -1917,7 +1923,7 @@
                     <pic:cNvPicPr/>
                   </pic:nvPicPr>
                   <pic:blipFill>
-                    <a:blip r:embed="rId10"/>
+                    <a:blip r:embed="rId12"/>
                     <a:stretch>
                       <a:fillRect/>
                     </a:stretch>
@@ -1996,7 +2002,7 @@
                     <pic:cNvPicPr/>
                   </pic:nvPicPr>
                   <pic:blipFill>
-                    <a:blip r:embed="rId11"/>
+                    <a:blip r:embed="rId13"/>
                     <a:stretch>
                       <a:fillRect/>
                     </a:stretch>
@@ -2075,7 +2081,7 @@
                     <pic:cNvPicPr/>
                   </pic:nvPicPr>
                   <pic:blipFill>
-                    <a:blip r:embed="rId12"/>
+                    <a:blip r:embed="rId14"/>
                     <a:stretch>
                       <a:fillRect/>
                     </a:stretch>
@@ -2154,7 +2160,7 @@
                     <pic:cNvPicPr/>
                   </pic:nvPicPr>
                   <pic:blipFill>
-                    <a:blip r:embed="rId13"/>
+                    <a:blip r:embed="rId15"/>
                     <a:stretch>
                       <a:fillRect/>
                     </a:stretch>
@@ -2233,7 +2239,7 @@
                     <pic:cNvPicPr/>
                   </pic:nvPicPr>
                   <pic:blipFill>
-                    <a:blip r:embed="rId14"/>
+                    <a:blip r:embed="rId16"/>
                     <a:stretch>
                       <a:fillRect/>
                     </a:stretch>
@@ -2886,7 +2892,7 @@
                     <pic:cNvPicPr/>
                   </pic:nvPicPr>
                   <pic:blipFill>
-                    <a:blip r:embed="rId15"/>
+                    <a:blip r:embed="rId17"/>
                     <a:stretch>
                       <a:fillRect/>
                     </a:stretch>
@@ -3691,7 +3697,7 @@
                     <pic:cNvPicPr/>
                   </pic:nvPicPr>
                   <pic:blipFill>
-                    <a:blip r:embed="rId16"/>
+                    <a:blip r:embed="rId18"/>
                     <a:stretch>
                       <a:fillRect/>
                     </a:stretch>
@@ -6758,7 +6764,7 @@
                     <pic:cNvPicPr/>
                   </pic:nvPicPr>
                   <pic:blipFill>
-                    <a:blip r:embed="rId17"/>
+                    <a:blip r:embed="rId19"/>
                     <a:stretch>
                       <a:fillRect/>
                     </a:stretch>
@@ -7559,144 +7565,6 @@
                     <pic:cNvPicPr/>
                   </pic:nvPicPr>
                   <pic:blipFill>
-                    <a:blip r:embed="rId18"/>
-                    <a:stretch>
-                      <a:fillRect/>
-                    </a:stretch>
-                  </pic:blipFill>
-                  <pic:spPr>
-                    <a:xfrm>
-                      <a:off x="0" y="0"/>
-                      <a:ext cx="5220000" cy="2583367"/>
-                    </a:xfrm>
-                    <a:prstGeom prst="rect"/>
-                  </pic:spPr>
-                </pic:pic>
-              </a:graphicData>
-            </a:graphic>
-          </wp:inline>
-        </w:drawing>
-      </w:r>
-    </w:p>
-    <w:p>
-      <w:pPr>
-        <w:spacing w:after="40"/>
-      </w:pPr>
-    </w:p>
-    <w:p>
-      <w:pPr>
-        <w:keepNext/>
-        <w:spacing w:after="0"/>
-      </w:pPr>
-      <w:r>
-        <w:rPr>
-          <w:b/>
-        </w:rPr>
-        <w:t>Figure 11</w:t>
-      </w:r>
-    </w:p>
-    <w:p>
-      <w:pPr>
-        <w:keepNext/>
-        <w:spacing w:after="80"/>
-      </w:pPr>
-      <w:r>
-        <w:rPr>
-          <w:i/>
-        </w:rPr>
-        <w:t>Chat answer on Scope 3 emissions disclosure</w:t>
-      </w:r>
-    </w:p>
-    <w:p>
-      <w:pPr>
-        <w:spacing w:after="40"/>
-        <w:jc w:val="center"/>
-      </w:pPr>
-      <w:r>
-        <w:drawing>
-          <wp:inline xmlns:a="http://schemas.openxmlformats.org/drawingml/2006/main" xmlns:pic="http://schemas.openxmlformats.org/drawingml/2006/picture">
-            <wp:extent cx="5220000" cy="2583367"/>
-            <wp:docPr id="11" name="Picture 11"/>
-            <wp:cNvGraphicFramePr>
-              <a:graphicFrameLocks noChangeAspect="1"/>
-            </wp:cNvGraphicFramePr>
-            <a:graphic>
-              <a:graphicData uri="http://schemas.openxmlformats.org/drawingml/2006/picture">
-                <pic:pic>
-                  <pic:nvPicPr>
-                    <pic:cNvPr id="0" name="03_scope3_answer.jpg"/>
-                    <pic:cNvPicPr/>
-                  </pic:nvPicPr>
-                  <pic:blipFill>
-                    <a:blip r:embed="rId19"/>
-                    <a:stretch>
-                      <a:fillRect/>
-                    </a:stretch>
-                  </pic:blipFill>
-                  <pic:spPr>
-                    <a:xfrm>
-                      <a:off x="0" y="0"/>
-                      <a:ext cx="5220000" cy="2583367"/>
-                    </a:xfrm>
-                    <a:prstGeom prst="rect"/>
-                  </pic:spPr>
-                </pic:pic>
-              </a:graphicData>
-            </a:graphic>
-          </wp:inline>
-        </w:drawing>
-      </w:r>
-    </w:p>
-    <w:p>
-      <w:pPr>
-        <w:spacing w:after="40"/>
-      </w:pPr>
-    </w:p>
-    <w:p>
-      <w:pPr>
-        <w:keepNext/>
-        <w:spacing w:after="0"/>
-      </w:pPr>
-      <w:r>
-        <w:rPr>
-          <w:b/>
-        </w:rPr>
-        <w:t>Figure 12</w:t>
-      </w:r>
-    </w:p>
-    <w:p>
-      <w:pPr>
-        <w:keepNext/>
-        <w:spacing w:after="80"/>
-      </w:pPr>
-      <w:r>
-        <w:rPr>
-          <w:i/>
-        </w:rPr>
-        <w:t>A citation opens the supporting passage in the source</w:t>
-      </w:r>
-    </w:p>
-    <w:p>
-      <w:pPr>
-        <w:spacing w:after="40"/>
-        <w:jc w:val="center"/>
-      </w:pPr>
-      <w:r>
-        <w:drawing>
-          <wp:inline xmlns:a="http://schemas.openxmlformats.org/drawingml/2006/main" xmlns:pic="http://schemas.openxmlformats.org/drawingml/2006/picture">
-            <wp:extent cx="5220000" cy="2583367"/>
-            <wp:docPr id="12" name="Picture 12"/>
-            <wp:cNvGraphicFramePr>
-              <a:graphicFrameLocks noChangeAspect="1"/>
-            </wp:cNvGraphicFramePr>
-            <a:graphic>
-              <a:graphicData uri="http://schemas.openxmlformats.org/drawingml/2006/picture">
-                <pic:pic>
-                  <pic:nvPicPr>
-                    <pic:cNvPr id="0" name="04_citation_opens_source_passage.jpg"/>
-                    <pic:cNvPicPr/>
-                  </pic:nvPicPr>
-                  <pic:blipFill>
                     <a:blip r:embed="rId20"/>
                     <a:stretch>
                       <a:fillRect/>
@@ -7730,7 +7598,7 @@
         <w:rPr>
           <w:b/>
         </w:rPr>
-        <w:t>Figure 13</w:t>
+        <w:t>Figure 11</w:t>
       </w:r>
     </w:p>
     <w:p>
@@ -7742,7 +7610,7 @@
         <w:rPr>
           <w:i/>
         </w:rPr>
-        <w:t>A citation preview for the first-year transitional relief</w:t>
+        <w:t>Chat answer on Scope 3 emissions disclosure</w:t>
       </w:r>
     </w:p>
     <w:p>
@@ -7754,7 +7622,7 @@
         <w:drawing>
           <wp:inline xmlns:a="http://schemas.openxmlformats.org/drawingml/2006/main" xmlns:pic="http://schemas.openxmlformats.org/drawingml/2006/picture">
             <wp:extent cx="5220000" cy="2583367"/>
-            <wp:docPr id="13" name="Picture 13"/>
+            <wp:docPr id="11" name="Picture 11"/>
             <wp:cNvGraphicFramePr>
               <a:graphicFrameLocks noChangeAspect="1"/>
             </wp:cNvGraphicFramePr>
@@ -7762,7 +7630,7 @@
               <a:graphicData uri="http://schemas.openxmlformats.org/drawingml/2006/picture">
                 <pic:pic>
                   <pic:nvPicPr>
-                    <pic:cNvPr id="0" name="05_transitional_relief_citation.jpg"/>
+                    <pic:cNvPr id="0" name="03_scope3_answer.jpg"/>
                     <pic:cNvPicPr/>
                   </pic:nvPicPr>
                   <pic:blipFill>
@@ -7793,35 +7661,13 @@
     <w:p>
       <w:pPr>
         <w:keepNext/>
-        <w:spacing w:before="160" w:after="120"/>
-      </w:pPr>
-      <w:r>
-        <w:rPr>
-          <w:b/>
-          <w:i/>
-        </w:rPr>
-        <w:t>Stress tests for hallucination and scope</w:t>
-      </w:r>
-    </w:p>
-    <w:p>
-      <w:pPr>
-        <w:spacing w:after="120"/>
-        <w:ind w:firstLine="720"/>
-      </w:pPr>
-      <w:r>
-        <w:t>Three further prompts tested whether the tool stays inside its sources. A question about ASIC penalties for failing to comply with mandatory climate reporting returned a refusal. The assistant said the sources do not cover ASIC or penalties, explained what they do cover, and offered to run web research (Figure 14). A second prompt asked which paragraph of IFRS S2 sets a mandatory carbon price of 50 dollars per tonne. The premise is false, and the assistant said so. It explained that S2 asks entities to disclose the internal carbon prices they use and listed the cross-industry metric categories (Figure 15). A third prompt asked how many Scope 3 categories the GHG Protocol defines and which one covers employee commuting. The assistant gave the number, 15, which the source states, and declined to name the commuting category because the sources do not list the categories (Figure 16). The tool therefore declined to answer or corrected the premise instead of inventing an answer.</w:t>
-      </w:r>
-    </w:p>
-    <w:p>
-      <w:pPr>
-        <w:keepNext/>
         <w:spacing w:after="0"/>
       </w:pPr>
       <w:r>
         <w:rPr>
           <w:b/>
         </w:rPr>
-        <w:t>Figure 14</w:t>
+        <w:t>Figure 12</w:t>
       </w:r>
     </w:p>
     <w:p>
@@ -7833,7 +7679,7 @@
         <w:rPr>
           <w:i/>
         </w:rPr>
-        <w:t>Refusal of a question the sources do not cover</w:t>
+        <w:t>A citation opens the supporting passage in the source</w:t>
       </w:r>
     </w:p>
     <w:p>
@@ -7845,7 +7691,7 @@
         <w:drawing>
           <wp:inline xmlns:a="http://schemas.openxmlformats.org/drawingml/2006/main" xmlns:pic="http://schemas.openxmlformats.org/drawingml/2006/picture">
             <wp:extent cx="5220000" cy="2583367"/>
-            <wp:docPr id="14" name="Picture 14"/>
+            <wp:docPr id="12" name="Picture 12"/>
             <wp:cNvGraphicFramePr>
               <a:graphicFrameLocks noChangeAspect="1"/>
             </wp:cNvGraphicFramePr>
@@ -7853,7 +7699,7 @@
               <a:graphicData uri="http://schemas.openxmlformats.org/drawingml/2006/picture">
                 <pic:pic>
                   <pic:nvPicPr>
-                    <pic:cNvPr id="0" name="06_out_of_scope_ASIC_refusal.jpg"/>
+                    <pic:cNvPr id="0" name="04_citation_opens_source_passage.jpg"/>
                     <pic:cNvPicPr/>
                   </pic:nvPicPr>
                   <pic:blipFill>
@@ -7890,6 +7736,166 @@
         <w:rPr>
           <w:b/>
         </w:rPr>
+        <w:t>Figure 13</w:t>
+      </w:r>
+    </w:p>
+    <w:p>
+      <w:pPr>
+        <w:keepNext/>
+        <w:spacing w:after="80"/>
+      </w:pPr>
+      <w:r>
+        <w:rPr>
+          <w:i/>
+        </w:rPr>
+        <w:t>A citation preview for the first-year transitional relief</w:t>
+      </w:r>
+    </w:p>
+    <w:p>
+      <w:pPr>
+        <w:spacing w:after="40"/>
+        <w:jc w:val="center"/>
+      </w:pPr>
+      <w:r>
+        <w:drawing>
+          <wp:inline xmlns:a="http://schemas.openxmlformats.org/drawingml/2006/main" xmlns:pic="http://schemas.openxmlformats.org/drawingml/2006/picture">
+            <wp:extent cx="5220000" cy="2583367"/>
+            <wp:docPr id="13" name="Picture 13"/>
+            <wp:cNvGraphicFramePr>
+              <a:graphicFrameLocks noChangeAspect="1"/>
+            </wp:cNvGraphicFramePr>
+            <a:graphic>
+              <a:graphicData uri="http://schemas.openxmlformats.org/drawingml/2006/picture">
+                <pic:pic>
+                  <pic:nvPicPr>
+                    <pic:cNvPr id="0" name="05_transitional_relief_citation.jpg"/>
+                    <pic:cNvPicPr/>
+                  </pic:nvPicPr>
+                  <pic:blipFill>
+                    <a:blip r:embed="rId23"/>
+                    <a:stretch>
+                      <a:fillRect/>
+                    </a:stretch>
+                  </pic:blipFill>
+                  <pic:spPr>
+                    <a:xfrm>
+                      <a:off x="0" y="0"/>
+                      <a:ext cx="5220000" cy="2583367"/>
+                    </a:xfrm>
+                    <a:prstGeom prst="rect"/>
+                  </pic:spPr>
+                </pic:pic>
+              </a:graphicData>
+            </a:graphic>
+          </wp:inline>
+        </w:drawing>
+      </w:r>
+    </w:p>
+    <w:p>
+      <w:pPr>
+        <w:spacing w:after="40"/>
+      </w:pPr>
+    </w:p>
+    <w:p>
+      <w:pPr>
+        <w:keepNext/>
+        <w:spacing w:before="160" w:after="120"/>
+      </w:pPr>
+      <w:r>
+        <w:rPr>
+          <w:b/>
+          <w:i/>
+        </w:rPr>
+        <w:t>Stress tests for hallucination and scope</w:t>
+      </w:r>
+    </w:p>
+    <w:p>
+      <w:pPr>
+        <w:spacing w:after="120"/>
+        <w:ind w:firstLine="720"/>
+      </w:pPr>
+      <w:r>
+        <w:t>Three further prompts tested whether the tool stays inside its sources. A question about ASIC penalties for failing to comply with mandatory climate reporting returned a refusal. The assistant said the sources do not cover ASIC or penalties, explained what they do cover, and offered to run web research (Figure 14). A second prompt asked which paragraph of IFRS S2 sets a mandatory carbon price of 50 dollars per tonne. The premise is false, and the assistant said so. It explained that S2 asks entities to disclose the internal carbon prices they use and listed the cross-industry metric categories (Figure 15). A third prompt asked how many Scope 3 categories the GHG Protocol defines and which one covers employee commuting. The assistant gave the number, 15, which the source states, and declined to name the commuting category because the sources do not list the categories (Figure 16). The tool therefore declined to answer or corrected the premise instead of inventing an answer.</w:t>
+      </w:r>
+    </w:p>
+    <w:p>
+      <w:pPr>
+        <w:keepNext/>
+        <w:spacing w:after="0"/>
+      </w:pPr>
+      <w:r>
+        <w:rPr>
+          <w:b/>
+        </w:rPr>
+        <w:t>Figure 14</w:t>
+      </w:r>
+    </w:p>
+    <w:p>
+      <w:pPr>
+        <w:keepNext/>
+        <w:spacing w:after="80"/>
+      </w:pPr>
+      <w:r>
+        <w:rPr>
+          <w:i/>
+        </w:rPr>
+        <w:t>Refusal of a question the sources do not cover</w:t>
+      </w:r>
+    </w:p>
+    <w:p>
+      <w:pPr>
+        <w:spacing w:after="40"/>
+        <w:jc w:val="center"/>
+      </w:pPr>
+      <w:r>
+        <w:drawing>
+          <wp:inline xmlns:a="http://schemas.openxmlformats.org/drawingml/2006/main" xmlns:pic="http://schemas.openxmlformats.org/drawingml/2006/picture">
+            <wp:extent cx="5220000" cy="2583367"/>
+            <wp:docPr id="14" name="Picture 14"/>
+            <wp:cNvGraphicFramePr>
+              <a:graphicFrameLocks noChangeAspect="1"/>
+            </wp:cNvGraphicFramePr>
+            <a:graphic>
+              <a:graphicData uri="http://schemas.openxmlformats.org/drawingml/2006/picture">
+                <pic:pic>
+                  <pic:nvPicPr>
+                    <pic:cNvPr id="0" name="06_out_of_scope_ASIC_refusal.jpg"/>
+                    <pic:cNvPicPr/>
+                  </pic:nvPicPr>
+                  <pic:blipFill>
+                    <a:blip r:embed="rId24"/>
+                    <a:stretch>
+                      <a:fillRect/>
+                    </a:stretch>
+                  </pic:blipFill>
+                  <pic:spPr>
+                    <a:xfrm>
+                      <a:off x="0" y="0"/>
+                      <a:ext cx="5220000" cy="2583367"/>
+                    </a:xfrm>
+                    <a:prstGeom prst="rect"/>
+                  </pic:spPr>
+                </pic:pic>
+              </a:graphicData>
+            </a:graphic>
+          </wp:inline>
+        </w:drawing>
+      </w:r>
+    </w:p>
+    <w:p>
+      <w:pPr>
+        <w:spacing w:after="40"/>
+      </w:pPr>
+    </w:p>
+    <w:p>
+      <w:pPr>
+        <w:keepNext/>
+        <w:spacing w:after="0"/>
+      </w:pPr>
+      <w:r>
+        <w:rPr>
+          <w:b/>
+        </w:rPr>
         <w:t>Figure 15</w:t>
       </w:r>
     </w:p>
@@ -7926,7 +7932,7 @@
                     <pic:cNvPicPr/>
                   </pic:nvPicPr>
                   <pic:blipFill>
-                    <a:blip r:embed="rId23"/>
+                    <a:blip r:embed="rId25"/>
                     <a:stretch>
                       <a:fillRect/>
                     </a:stretch>
@@ -7995,7 +8001,7 @@
                     <pic:cNvPicPr/>
                   </pic:nvPicPr>
                   <pic:blipFill>
-                    <a:blip r:embed="rId24"/>
+                    <a:blip r:embed="rId26"/>
                     <a:stretch>
                       <a:fillRect/>
                     </a:stretch>
@@ -8086,7 +8092,7 @@
                     <pic:cNvPicPr/>
                   </pic:nvPicPr>
                   <pic:blipFill>
-                    <a:blip r:embed="rId25"/>
+                    <a:blip r:embed="rId27"/>
                     <a:stretch>
                       <a:fillRect/>
                     </a:stretch>
@@ -8155,7 +8161,7 @@
                     <pic:cNvPicPr/>
                   </pic:nvPicPr>
                   <pic:blipFill>
-                    <a:blip r:embed="rId26"/>
+                    <a:blip r:embed="rId28"/>
                     <a:stretch>
                       <a:fillRect/>
                     </a:stretch>
@@ -8243,144 +8249,6 @@
                 <pic:pic>
                   <pic:nvPicPr>
                     <pic:cNvPr id="0" name="09_flashcard_question.jpg"/>
-                    <pic:cNvPicPr/>
-                  </pic:nvPicPr>
-                  <pic:blipFill>
-                    <a:blip r:embed="rId27"/>
-                    <a:stretch>
-                      <a:fillRect/>
-                    </a:stretch>
-                  </pic:blipFill>
-                  <pic:spPr>
-                    <a:xfrm>
-                      <a:off x="0" y="0"/>
-                      <a:ext cx="4500000" cy="2227041"/>
-                    </a:xfrm>
-                    <a:prstGeom prst="rect"/>
-                  </pic:spPr>
-                </pic:pic>
-              </a:graphicData>
-            </a:graphic>
-          </wp:inline>
-        </w:drawing>
-      </w:r>
-    </w:p>
-    <w:p>
-      <w:pPr>
-        <w:spacing w:after="40"/>
-      </w:pPr>
-    </w:p>
-    <w:p>
-      <w:pPr>
-        <w:keepNext/>
-        <w:spacing w:after="0"/>
-      </w:pPr>
-      <w:r>
-        <w:rPr>
-          <w:b/>
-        </w:rPr>
-        <w:t>Figure 20</w:t>
-      </w:r>
-    </w:p>
-    <w:p>
-      <w:pPr>
-        <w:keepNext/>
-        <w:spacing w:after="80"/>
-      </w:pPr>
-      <w:r>
-        <w:rPr>
-          <w:i/>
-        </w:rPr>
-        <w:t>Flashcard answer</w:t>
-      </w:r>
-    </w:p>
-    <w:p>
-      <w:pPr>
-        <w:spacing w:after="40"/>
-        <w:jc w:val="center"/>
-      </w:pPr>
-      <w:r>
-        <w:drawing>
-          <wp:inline xmlns:a="http://schemas.openxmlformats.org/drawingml/2006/main" xmlns:pic="http://schemas.openxmlformats.org/drawingml/2006/picture">
-            <wp:extent cx="4500000" cy="2227041"/>
-            <wp:docPr id="20" name="Picture 20"/>
-            <wp:cNvGraphicFramePr>
-              <a:graphicFrameLocks noChangeAspect="1"/>
-            </wp:cNvGraphicFramePr>
-            <a:graphic>
-              <a:graphicData uri="http://schemas.openxmlformats.org/drawingml/2006/picture">
-                <pic:pic>
-                  <pic:nvPicPr>
-                    <pic:cNvPr id="0" name="10_flashcard_answer.jpg"/>
-                    <pic:cNvPicPr/>
-                  </pic:nvPicPr>
-                  <pic:blipFill>
-                    <a:blip r:embed="rId28"/>
-                    <a:stretch>
-                      <a:fillRect/>
-                    </a:stretch>
-                  </pic:blipFill>
-                  <pic:spPr>
-                    <a:xfrm>
-                      <a:off x="0" y="0"/>
-                      <a:ext cx="4500000" cy="2227041"/>
-                    </a:xfrm>
-                    <a:prstGeom prst="rect"/>
-                  </pic:spPr>
-                </pic:pic>
-              </a:graphicData>
-            </a:graphic>
-          </wp:inline>
-        </w:drawing>
-      </w:r>
-    </w:p>
-    <w:p>
-      <w:pPr>
-        <w:spacing w:after="40"/>
-      </w:pPr>
-    </w:p>
-    <w:p>
-      <w:pPr>
-        <w:keepNext/>
-        <w:spacing w:after="0"/>
-      </w:pPr>
-      <w:r>
-        <w:rPr>
-          <w:b/>
-        </w:rPr>
-        <w:t>Figure 21</w:t>
-      </w:r>
-    </w:p>
-    <w:p>
-      <w:pPr>
-        <w:keepNext/>
-        <w:spacing w:after="80"/>
-      </w:pPr>
-      <w:r>
-        <w:rPr>
-          <w:i/>
-        </w:rPr>
-        <w:t>Quiz question</w:t>
-      </w:r>
-    </w:p>
-    <w:p>
-      <w:pPr>
-        <w:spacing w:after="40"/>
-        <w:jc w:val="center"/>
-      </w:pPr>
-      <w:r>
-        <w:drawing>
-          <wp:inline xmlns:a="http://schemas.openxmlformats.org/drawingml/2006/main" xmlns:pic="http://schemas.openxmlformats.org/drawingml/2006/picture">
-            <wp:extent cx="4500000" cy="2227041"/>
-            <wp:docPr id="21" name="Picture 21"/>
-            <wp:cNvGraphicFramePr>
-              <a:graphicFrameLocks noChangeAspect="1"/>
-            </wp:cNvGraphicFramePr>
-            <a:graphic>
-              <a:graphicData uri="http://schemas.openxmlformats.org/drawingml/2006/picture">
-                <pic:pic>
-                  <pic:nvPicPr>
-                    <pic:cNvPr id="0" name="11_quiz_question.jpg"/>
                     <pic:cNvPicPr/>
                   </pic:nvPicPr>
                   <pic:blipFill>
@@ -8417,7 +8285,7 @@
         <w:rPr>
           <w:b/>
         </w:rPr>
-        <w:t>Figure 22</w:t>
+        <w:t>Figure 20</w:t>
       </w:r>
     </w:p>
     <w:p>
@@ -8429,7 +8297,7 @@
         <w:rPr>
           <w:i/>
         </w:rPr>
-        <w:t>Quiz feedback on every option</w:t>
+        <w:t>Flashcard answer</w:t>
       </w:r>
     </w:p>
     <w:p>
@@ -8441,7 +8309,7 @@
         <w:drawing>
           <wp:inline xmlns:a="http://schemas.openxmlformats.org/drawingml/2006/main" xmlns:pic="http://schemas.openxmlformats.org/drawingml/2006/picture">
             <wp:extent cx="4500000" cy="2227041"/>
-            <wp:docPr id="22" name="Picture 22"/>
+            <wp:docPr id="20" name="Picture 20"/>
             <wp:cNvGraphicFramePr>
               <a:graphicFrameLocks noChangeAspect="1"/>
             </wp:cNvGraphicFramePr>
@@ -8449,7 +8317,7 @@
               <a:graphicData uri="http://schemas.openxmlformats.org/drawingml/2006/picture">
                 <pic:pic>
                   <pic:nvPicPr>
-                    <pic:cNvPr id="0" name="12_quiz_feedback.jpg"/>
+                    <pic:cNvPr id="0" name="10_flashcard_answer.jpg"/>
                     <pic:cNvPicPr/>
                   </pic:nvPicPr>
                   <pic:blipFill>
@@ -8486,6 +8354,144 @@
         <w:rPr>
           <w:b/>
         </w:rPr>
+        <w:t>Figure 21</w:t>
+      </w:r>
+    </w:p>
+    <w:p>
+      <w:pPr>
+        <w:keepNext/>
+        <w:spacing w:after="80"/>
+      </w:pPr>
+      <w:r>
+        <w:rPr>
+          <w:i/>
+        </w:rPr>
+        <w:t>Quiz question</w:t>
+      </w:r>
+    </w:p>
+    <w:p>
+      <w:pPr>
+        <w:spacing w:after="40"/>
+        <w:jc w:val="center"/>
+      </w:pPr>
+      <w:r>
+        <w:drawing>
+          <wp:inline xmlns:a="http://schemas.openxmlformats.org/drawingml/2006/main" xmlns:pic="http://schemas.openxmlformats.org/drawingml/2006/picture">
+            <wp:extent cx="4500000" cy="2227041"/>
+            <wp:docPr id="21" name="Picture 21"/>
+            <wp:cNvGraphicFramePr>
+              <a:graphicFrameLocks noChangeAspect="1"/>
+            </wp:cNvGraphicFramePr>
+            <a:graphic>
+              <a:graphicData uri="http://schemas.openxmlformats.org/drawingml/2006/picture">
+                <pic:pic>
+                  <pic:nvPicPr>
+                    <pic:cNvPr id="0" name="11_quiz_question.jpg"/>
+                    <pic:cNvPicPr/>
+                  </pic:nvPicPr>
+                  <pic:blipFill>
+                    <a:blip r:embed="rId31"/>
+                    <a:stretch>
+                      <a:fillRect/>
+                    </a:stretch>
+                  </pic:blipFill>
+                  <pic:spPr>
+                    <a:xfrm>
+                      <a:off x="0" y="0"/>
+                      <a:ext cx="4500000" cy="2227041"/>
+                    </a:xfrm>
+                    <a:prstGeom prst="rect"/>
+                  </pic:spPr>
+                </pic:pic>
+              </a:graphicData>
+            </a:graphic>
+          </wp:inline>
+        </w:drawing>
+      </w:r>
+    </w:p>
+    <w:p>
+      <w:pPr>
+        <w:spacing w:after="40"/>
+      </w:pPr>
+    </w:p>
+    <w:p>
+      <w:pPr>
+        <w:keepNext/>
+        <w:spacing w:after="0"/>
+      </w:pPr>
+      <w:r>
+        <w:rPr>
+          <w:b/>
+        </w:rPr>
+        <w:t>Figure 22</w:t>
+      </w:r>
+    </w:p>
+    <w:p>
+      <w:pPr>
+        <w:keepNext/>
+        <w:spacing w:after="80"/>
+      </w:pPr>
+      <w:r>
+        <w:rPr>
+          <w:i/>
+        </w:rPr>
+        <w:t>Quiz feedback on every option</w:t>
+      </w:r>
+    </w:p>
+    <w:p>
+      <w:pPr>
+        <w:spacing w:after="40"/>
+        <w:jc w:val="center"/>
+      </w:pPr>
+      <w:r>
+        <w:drawing>
+          <wp:inline xmlns:a="http://schemas.openxmlformats.org/drawingml/2006/main" xmlns:pic="http://schemas.openxmlformats.org/drawingml/2006/picture">
+            <wp:extent cx="4500000" cy="2227041"/>
+            <wp:docPr id="22" name="Picture 22"/>
+            <wp:cNvGraphicFramePr>
+              <a:graphicFrameLocks noChangeAspect="1"/>
+            </wp:cNvGraphicFramePr>
+            <a:graphic>
+              <a:graphicData uri="http://schemas.openxmlformats.org/drawingml/2006/picture">
+                <pic:pic>
+                  <pic:nvPicPr>
+                    <pic:cNvPr id="0" name="12_quiz_feedback.jpg"/>
+                    <pic:cNvPicPr/>
+                  </pic:nvPicPr>
+                  <pic:blipFill>
+                    <a:blip r:embed="rId32"/>
+                    <a:stretch>
+                      <a:fillRect/>
+                    </a:stretch>
+                  </pic:blipFill>
+                  <pic:spPr>
+                    <a:xfrm>
+                      <a:off x="0" y="0"/>
+                      <a:ext cx="4500000" cy="2227041"/>
+                    </a:xfrm>
+                    <a:prstGeom prst="rect"/>
+                  </pic:spPr>
+                </pic:pic>
+              </a:graphicData>
+            </a:graphic>
+          </wp:inline>
+        </w:drawing>
+      </w:r>
+    </w:p>
+    <w:p>
+      <w:pPr>
+        <w:spacing w:after="40"/>
+      </w:pPr>
+    </w:p>
+    <w:p>
+      <w:pPr>
+        <w:keepNext/>
+        <w:spacing w:after="0"/>
+      </w:pPr>
+      <w:r>
+        <w:rPr>
+          <w:b/>
+        </w:rPr>
         <w:t>Figure 23</w:t>
       </w:r>
     </w:p>
@@ -8522,7 +8528,7 @@
                     <pic:cNvPicPr/>
                   </pic:nvPicPr>
                   <pic:blipFill>
-                    <a:blip r:embed="rId31"/>
+                    <a:blip r:embed="rId33"/>
                     <a:stretch>
                       <a:fillRect/>
                     </a:stretch>
